--- a/document_templates/russian_library/Исковые_заявления/Семейные_споры/шаблон_Исковое_заявление_об_оспаривании_факта_отцовства_С_представителем_.docx
+++ b/document_templates/russian_library/Исковые_заявления/Семейные_споры/шаблон_Исковое_заявление_об_оспаривании_факта_отцовства_С_представителем_.docx
@@ -28,7 +28,7 @@
           <w:szCs w:val="24"/>
           <w:lang w:val="en-US"/>
         </w:rPr>
-        <w:t xml:space="preserve">{{ w_t_w_r_w_prooferr_w_type_spellstart_w_r_w_rsidr_00e64974_w_rpr_w_rfonts_w_ascii_times_new_roman_w_hansi_times_new_roman_w_cs_times_new_roman_w_sz_w_val_24_w_szcs_w_val_24_w_lang_w_val_en_us_w_rpr_w_t_court_name_w_t_w_r_w_prooferr_w_type_spellend_w_r_w_rsidr_00e64974_w_rpr_w_rfonts_w_ascii_times_new_roman_w_hansi_times_new_roman_w_cs_times_new_roman_w_sz_w_val_24_w_szcs_w_val_24_w_lang_w_val_en_us_w_rpr_w_t_xml_space_preserve }}</w:t>
+        <w:t xml:space="preserve">{{ court_name }}</w:t>
       </w:r>
     </w:p>
     <w:p>
@@ -42,15 +42,14 @@
           <w:lang w:val="en-US"/>
         </w:rPr>
       </w:pPr>
-      <w:proofErr w:type="gramStart"/>
-      <w:r>
-        <w:rPr>
-          <w:rFonts w:ascii="Times New Roman" w:hAnsi="Times New Roman" w:cs="Times New Roman"/>
-          <w:sz w:val="24"/>
-          <w:szCs w:val="24"/>
-          <w:lang w:val="en-US"/>
-        </w:rPr>
-        <w:t xml:space="preserve">{{ w_t_w_r_w_prooferr_w_type_spellstart_w_r_w_rpr_w_rfonts_w_ascii_times_new_roman_w_hansi_times_new_roman_w_cs_times_new_roman_w_sz_w_val_24_w_szcs_w_val_24_w_lang_w_val_en_us_w_rpr_w_t_court_w_t_w_r_w_prooferr_w_type_gramend_w_r_w_rsidrpr_008601da_w_rpr_w_rfonts_w_ascii_times_new_roman_w_hansi_times_new_roman_w_cs_times_new_roman_w_sz_w_val_24_w_szcs_w_val_24_w_lang_w_val_en_us_w_rpr_w_t_w_t_w_r_w_r_w_rpr_w_rfonts_w_ascii_times_new_roman_w_hansi_times_new_roman_w_cs_times_new_roman_w_sz_w_val_24_w_szcs_w_val_24_w_lang_w_val_en_us_w_rpr_w_t_address_w_t_w_r_w_prooferr_w_type_spellend_w_r_w_rsidrpr_008601da_w_rpr_w_rfonts_w_ascii_times_new_roman_w_hansi_times_new_roman_w_cs_times_new_roman_w_sz_w_val_24_w_szcs_w_val_24_w_lang_w_val_en_us_w_rpr_w_t_xml_space_preserve }}</w:t>
+      <w:r>
+        <w:rPr>
+          <w:rFonts w:ascii="Times New Roman" w:hAnsi="Times New Roman" w:cs="Times New Roman"/>
+          <w:sz w:val="24"/>
+          <w:szCs w:val="24"/>
+          <w:lang w:val="en-US"/>
+        </w:rPr>
+        <w:t xml:space="preserve">{{ court_address }}</w:t>
       </w:r>
     </w:p>
     <w:p>
@@ -88,7 +87,7 @@
           <w:szCs w:val="24"/>
           <w:lang w:val="en-US"/>
         </w:rPr>
-        <w:t xml:space="preserve">{{ w_t_w_r_w_r_w_rsidr_00e64974_w_rpr_w_rfonts_w_ascii_times_new_roman_w_hansi_times_new_roman_w_cs_times_new_roman_w_sz_w_val_24_w_szcs_w_val_24_w_lang_w_val_en_us_w_rpr_w_t_plaintiff_w_t_w_r_w_r_w_rsidr_00e64974_w_rsidrpr_008601da_w_rpr_w_rfonts_w_ascii_times_new_roman_w_hansi_times_new_roman_w_cs_times_new_roman_w_sz_w_val_24_w_szcs_w_val_24_w_lang_w_val_en_us_w_rpr_w_t_xml_space_preserve }}</w:t>
+        <w:t xml:space="preserve">{{ plaintiff }}</w:t>
       </w:r>
     </w:p>
     <w:p>
@@ -117,7 +116,7 @@
           <w:szCs w:val="24"/>
           <w:lang w:val="en-US"/>
         </w:rPr>
-        <w:t>: {{ w_t_w_r_w_r_w_rpr_w_rfonts_w_ascii_times_new_roman_w_hansi_times_new_roman_w_cs_times_new_roman_w_sz_w_val_24_w_szcs_w_val_24_w_lang_w_val_en_us_w_rpr_w_t_xml_space_preserve_w_t_w_r_w_prooferr_w_type_spellstart_w_r_w_rpr_w_rfonts_w_ascii_times_new_roman_w_hansi_times_new_roman_w_cs_times_new_roman_w_sz_w_val_24_w_szcs_w_val_24_w_lang_w_val_en_us_w_rpr_w_t_plaintiff_passport_w_t_w_r_w_prooferr_w_type_spellend_w_r_w_rpr_w_rfonts_w_ascii_times_new_roman_w_hansi_times_new_roman_w_cs_times_new_roman_w_sz_w_val_24_w_szcs_w_val_24_w_lang_w_val_en_us_w_rpr_w_t_xml_space_preserve }}</w:t>
+        <w:t>: {{ plaintiff_passport }}</w:t>
       </w:r>
     </w:p>
     <w:p>
@@ -172,7 +171,7 @@
           <w:szCs w:val="24"/>
           <w:lang w:val="en-US"/>
         </w:rPr>
-        <w:t xml:space="preserve">{{ w_t_w_r_w_prooferr_w_type_spellstart_w_r_w_rsidr_00e64974_w_rpr_w_rfonts_w_ascii_times_new_roman_w_hansi_times_new_roman_w_cs_times_new_roman_w_sz_w_val_24_w_szcs_w_val_24_w_lang_w_val_en_us_w_rpr_w_t_plaintiff_w_t_w_r_w_r_w_rsidr_00e64974_w_rsidrpr_008601da_w_rpr_w_rfonts_w_ascii_times_new_roman_w_hansi_times_new_roman_w_cs_times_new_roman_w_sz_w_val_24_w_szcs_w_val_24_w_lang_w_val_en_us_w_rpr_w_t_w_t_w_r_w_r_w_rsidr_00e64974_w_rpr_w_rfonts_w_ascii_times_new_roman_w_hansi_times_new_roman_w_cs_times_new_roman_w_sz_w_val_24_w_szcs_w_val_24_w_lang_w_val_en_us_w_rpr_w_t_representative_w_t_w_r_w_prooferr_w_type_spellend_w_r_w_rsidr_00e64974_w_rsidrpr_008601da_w_rpr_w_rfonts_w_ascii_times_new_roman_w_hansi_times_new_roman_w_cs_times_new_roman_w_sz_w_val_24_w_szcs_w_val_24_w_lang_w_val_en_us_w_rpr_w_t_xml_space_preserve }}</w:t>
+        <w:t xml:space="preserve">{{ plaintiff_representative }}</w:t>
       </w:r>
     </w:p>
     <w:p>
@@ -210,7 +209,7 @@
           <w:szCs w:val="24"/>
           <w:lang w:val="en-US"/>
         </w:rPr>
-        <w:t xml:space="preserve">{{ w_t_w_r_w_r_w_rsidr_00e64974_w_rpr_w_rfonts_w_ascii_times_new_roman_w_hansi_times_new_roman_w_cs_times_new_roman_w_sz_w_val_24_w_szcs_w_val_24_w_lang_w_val_en_us_w_rpr_w_t_defendant_w_t_w_r_w_r_w_rsidr_00e64974_w_rsidrpr_008601da_w_rpr_w_rfonts_w_ascii_times_new_roman_w_hansi_times_new_roman_w_cs_times_new_roman_w_sz_w_val_24_w_szcs_w_val_24_w_lang_w_val_en_us_w_rpr_w_t_xml_space_preserve }}</w:t>
+        <w:t xml:space="preserve">{{ defendant }}</w:t>
       </w:r>
     </w:p>
     <w:p>
@@ -336,7 +335,7 @@
           <w:szCs w:val="24"/>
           <w:lang w:val="en-US"/>
         </w:rPr>
-        <w:t xml:space="preserve">{{ w_t_w_r_w_r_w_rsidr_00e64974_w_rpr_w_rfonts_w_ascii_times_new_roman_w_hansi_times_new_roman_w_cs_times_new_roman_w_sz_w_val_24_w_szcs_w_val_24_w_lang_w_val_en_us_w_rpr_w_t_plaintiff_w_t_w_r_w_r_w_rsidr_00e64974_w_rsidrpr_00e64974_w_rpr_w_rfonts_w_ascii_times_new_roman_w_hansi_times_new_roman_w_cs_times_new_roman_w_sz_w_val_24_w_szcs_w_val_24_w_lang_w_val_en_us_w_rpr_w_t_xml_space_preserve }}</w:t>
+        <w:t xml:space="preserve">{{ plaintiff }}</w:t>
       </w:r>
       <w:r>
         <w:rPr>
@@ -371,7 +370,7 @@
           <w:szCs w:val="24"/>
           <w:lang w:val="en-US"/>
         </w:rPr>
-        <w:t xml:space="preserve">{{ w_t_w_r_w_prooferr_w_type_spellstart_w_r_w_rsidr_00e64974_w_rpr_w_rfonts_w_ascii_times_new_roman_w_hansi_times_new_roman_w_cs_times_new_roman_w_sz_w_val_24_w_szcs_w_val_24_w_lang_w_val_en_us_w_rpr_w_t_details_w_t_w_r_w_r_w_rsidr_00e64974_w_rsidrpr_00e64974_w_rpr_w_rfonts_w_ascii_times_new_roman_w_hansi_times_new_roman_w_cs_times_new_roman_w_sz_w_val_24_w_szcs_w_val_24_w_lang_w_val_en_us_w_rpr_w_t_w_t_w_r_w_r_w_rsidr_00e64974_w_rpr_w_rfonts_w_ascii_times_new_roman_w_hansi_times_new_roman_w_cs_times_new_roman_w_sz_w_val_24_w_szcs_w_val_24_w_lang_w_val_en_us_w_rpr_w_t_statement_of_defendant_w_t_w_r_w_prooferr_w_type_spellend_w_r_w_rsidr_00e64974_w_rpr_w_rfonts_w_ascii_times_new_roman_w_hansi_times_new_roman_w_cs_times_new_roman_w_sz_w_val_24_w_szcs_w_val_24_w_lang_w_val_en_us_w_rpr_w_t_xml_space_preserve }}</w:t>
+        <w:t xml:space="preserve">{{ details_statement_of_defendant }}</w:t>
       </w:r>
       <w:r>
         <w:rPr>
@@ -406,7 +405,7 @@
           <w:sz w:val="24"/>
           <w:szCs w:val="24"/>
         </w:rPr>
-        <w:t xml:space="preserve">{{ w_t_w_r_w_r_w_rsidr_00e64974_w_rpr_w_rfonts_w_ascii_times_new_roman_w_hansi_times_new_roman_w_cs_times_new_roman_w_sz_w_val_24_w_szcs_w_val_24_w_lang_w_val_en_us_w_rpr_w_t_proof_w_t_w_r_w_r_w_rsidr_00e64974_w_rsidrpr_00e64974_w_rpr_w_rfonts_w_ascii_times_new_roman_w_hansi_times_new_roman_w_cs_times_new_roman_w_sz_w_val_24_w_szcs_w_val_24_w_rpr_w_t_xml_space_preserve }}</w:t>
+        <w:t xml:space="preserve">{{ proof }}</w:t>
       </w:r>
       <w:r>
         <w:rPr>
@@ -432,7 +431,7 @@
           <w:sz w:val="24"/>
           <w:szCs w:val="24"/>
         </w:rPr>
-        <w:t xml:space="preserve">{{ w_t_w_r_w_r_w_rpr_w_rfonts_w_ascii_times_new_roman_w_hansi_times_new_roman_w_cs_times_new_roman_w_sz_w_val_24_w_szcs_w_val_24_w_lang_w_val_en_us_w_rpr_w_t_defendant_w_t_w_r_w_r_w_rsidrpr_00e64974_w_rpr_w_rfonts_w_ascii_times_new_roman_w_hansi_times_new_roman_w_cs_times_new_roman_w_sz_w_val_24_w_szcs_w_val_24_w_rpr_w_t_xml_space_preserve }}</w:t>
+        <w:t xml:space="preserve">{{ defendant }}</w:t>
       </w:r>
       <w:r>
         <w:rPr>
@@ -448,7 +447,7 @@
           <w:sz w:val="24"/>
           <w:szCs w:val="24"/>
         </w:rPr>
-        <w:t xml:space="preserve">{{ w_t_w_r_w_r_w_rpr_w_rfonts_w_ascii_times_new_roman_w_hansi_times_new_roman_w_cs_times_new_roman_w_sz_w_val_24_w_szcs_w_val_24_w_lang_w_val_en_us_w_rpr_w_t_children_w_t_w_r_w_r_w_rsidrpr_00e64974_w_rpr_w_rfonts_w_ascii_times_new_roman_w_hansi_times_new_roman_w_cs_times_new_roman_w_sz_w_val_24_w_szcs_w_val_24_w_rpr_w_t_w_t_w_r_w_r_w_rpr_w_rfonts_w_ascii_times_new_roman_w_hansi_times_new_roman_w_cs_times_new_roman_w_sz_w_val_24_w_szcs_w_val_24_w_lang_w_val_en_us_w_rpr_w_t_name_w_t_w_r_w_r_w_rsidrpr_00e64974_w_rpr_w_rfonts_w_ascii_times_new_roman_w_hansi_times_new_roman_w_cs_times_new_roman_w_sz_w_val_24_w_szcs_w_val_24_w_rpr_w_t_xml_space_preserve }}</w:t>
+        <w:t xml:space="preserve">{{ children_name }}</w:t>
       </w:r>
       <w:r>
         <w:rPr>
@@ -506,7 +505,7 @@
           <w:sz w:val="24"/>
           <w:szCs w:val="24"/>
         </w:rPr>
-        <w:t xml:space="preserve">{{ w_t_w_r_w_r_w_rsidr_00e64974_w_rpr_w_rfonts_w_ascii_times_new_roman_w_hansi_times_new_roman_w_cs_times_new_roman_w_sz_w_val_24_w_szcs_w_val_24_w_lang_w_val_en_us_w_rpr_w_t_children_w_t_w_r_w_r_w_rsidr_00e64974_w_rsidrpr_00e64974_w_rpr_w_rfonts_w_ascii_times_new_roman_w_hansi_times_new_roman_w_cs_times_new_roman_w_sz_w_val_24_w_szcs_w_val_24_w_rpr_w_t_w_t_w_r_w_r_w_rsidr_00e64974_w_rpr_w_rfonts_w_ascii_times_new_roman_w_hansi_times_new_roman_w_cs_times_new_roman_w_sz_w_val_24_w_szcs_w_val_24_w_lang_w_val_en_us_w_rpr_w_t_name_w_t_w_r_w_r_w_rsidr_00e64974_w_rsidrpr_00e64974_w_rpr_w_rfonts_w_ascii_times_new_roman_w_hansi_times_new_roman_w_cs_times_new_roman_w_sz_w_val_24_w_szcs_w_val_24_w_rpr_w_t_w_t_w_r_w_r_w_rsidr_008601da_w_rpr_w_rfonts_w_ascii_times_new_roman_w_hansi_times_new_roman_w_cs_times_new_roman_w_sz_w_val_24_w_szcs_w_val_24_w_lang_w_val_en_us_w_rpr_w_t_text_w_t_w_r_w_r_w_rsidr_008601da_w_rsidrpr_008601da_w_rpr_w_rfonts_w_ascii_times_new_roman_w_hansi_times_new_roman_w_cs_times_new_roman_w_sz_w_val_24_w_szcs_w_val_24_w_rpr_w_t_w_t_w_r_w_r_w_rsidr_008601da_w_rpr_w_rfonts_w_ascii_times_new_roman_w_hansi_times_new_roman_w_cs_times_new_roman_w_sz_w_val_24_w_szcs_w_val_24_w_lang_w_val_en_us_w_rpr_w_t_two_w_t_w_r_w_r_w_rsidr_00e64974_w_rsidrpr_00e64974_w_rpr_w_rfonts_w_ascii_times_new_roman_w_hansi_times_new_roman_w_cs_times_new_roman_w_sz_w_val_24_w_szcs_w_val_24_w_rpr_w_t_xml_space_preserve }}</w:t>
+        <w:t xml:space="preserve">{{ children_name_text_two }}</w:t>
       </w:r>
     </w:p>
     <w:p>
@@ -538,7 +537,7 @@
           <w:sz w:val="24"/>
           <w:szCs w:val="24"/>
         </w:rPr>
-        <w:t xml:space="preserve">{{ w_t_w_r_w_r_w_rsidr_00e64974_w_rpr_w_rfonts_w_ascii_times_new_roman_w_hansi_times_new_roman_w_cs_times_new_roman_w_sz_w_val_24_w_szcs_w_val_24_w_lang_w_val_en_us_w_rpr_w_t_children_w_t_w_r_w_r_w_rsidr_00e64974_w_rsidrpr_00e64974_w_rpr_w_rfonts_w_ascii_times_new_roman_w_hansi_times_new_roman_w_cs_times_new_roman_w_sz_w_val_24_w_szcs_w_val_24_w_rpr_w_t_w_t_w_r_w_r_w_rsidr_00e64974_w_rpr_w_rfonts_w_ascii_times_new_roman_w_hansi_times_new_roman_w_cs_times_new_roman_w_sz_w_val_24_w_szcs_w_val_24_w_lang_w_val_en_us_w_rpr_w_t_name_w_t_w_r_w_r_w_rsidr_00e64974_w_rsidrpr_00e64974_w_rpr_w_rfonts_w_ascii_times_new_roman_w_hansi_times_new_roman_w_cs_times_new_roman_w_sz_w_val_24_w_szcs_w_val_24_w_rpr_w_t_w_t_w_r_w_r_w_rsidr_008601da_w_rpr_w_rfonts_w_ascii_times_new_roman_w_hansi_times_new_roman_w_cs_times_new_roman_w_sz_w_val_24_w_szcs_w_val_24_w_lang_w_val_en_us_w_rpr_w_t_text_w_t_w_r_w_r_w_rsidr_00e64974_w_rsidrpr_00e64974_w_rpr_w_rfonts_w_ascii_times_new_roman_w_hansi_times_new_roman_w_cs_times_new_roman_w_sz_w_val_24_w_szcs_w_val_24_w_rpr_w_t_xml_space_preserve }}</w:t>
+        <w:t xml:space="preserve">{{ children_name_text }}</w:t>
       </w:r>
       <w:r>
         <w:rPr>
@@ -587,7 +586,7 @@
           <w:szCs w:val="24"/>
           <w:lang w:val="en-US"/>
         </w:rPr>
-        <w:t xml:space="preserve">{{ w_t_w_r_w_r_w_rsidr_008601da_w_rpr_w_rfonts_w_ascii_times_new_roman_w_hansi_times_new_roman_w_cs_times_new_roman_w_i_w_ics_w_sz_w_val_24_w_szcs_w_val_24_w_lang_w_val_en_us_w_rpr_w_t_signature_w_t_w_r_w_r_w_rpr_w_rfonts_w_ascii_times_new_roman_w_hansi_times_new_roman_w_cs_times_new_roman_w_i_w_ics_w_sz_w_val_24_w_szcs_w_val_24_w_lang_w_val_en_us_w_rpr_w_t_xml_space_preserve }}</w:t>
+        <w:t xml:space="preserve">{{ signature }}</w:t>
       </w:r>
       <w:r>
         <w:rPr>
